--- a/Slides/MI_unterrichten_03.docx
+++ b/Slides/MI_unterrichten_03.docx
@@ -577,7 +577,7 @@
               <w:jc w:val="center"/>
             </w:pPr>
             <w:pPr>
-              <w:jc w:val="start"/>
+              <w:jc w:val="left"/>
               <w:spacing w:before="200"/>
               <w:pStyle w:val="ImageCaption"/>
             </w:pPr>

--- a/Slides/MI_unterrichten_03.docx
+++ b/Slides/MI_unterrichten_03.docx
@@ -26,7 +26,7 @@
         <w:t xml:space="preserve">2025-10-13</w:t>
       </w:r>
     </w:p>
-    <w:bookmarkStart w:id="41" w:name="datenschutz"/>
+    <w:bookmarkStart w:id="40" w:name="datenschutz"/>
     <w:p>
       <w:pPr>
         <w:pStyle w:val="Heading1"/>
@@ -492,7 +492,7 @@
     </w:p>
     <w:bookmarkEnd w:id="32"/>
     <w:bookmarkEnd w:id="33"/>
-    <w:bookmarkStart w:id="39" w:name="datensicherheit"/>
+    <w:bookmarkStart w:id="38" w:name="datensicherheit"/>
     <w:p>
       <w:pPr>
         <w:pStyle w:val="Heading2"/>
@@ -514,7 +514,7 @@
       <w:tr>
         <w:tc>
           <w:tcPr/>
-          <w:bookmarkStart w:id="38" w:name="fig-schutzziele"/>
+          <w:bookmarkStart w:id="37" w:name="fig-schutzziele"/>
           <w:p>
             <w:pPr>
               <w:pStyle w:val="Compact"/>
@@ -536,7 +536,7 @@
                           </pic:cNvPicPr>
                         </pic:nvPicPr>
                         <pic:blipFill>
-                          <a:blip r:embed="rId37">
+                          <a:blip>
                             <a:extLst>
                               <a:ext uri="{28A0092B-C50C-407E-A947-70E740481C1C}">
                                 <a14:useLocalDpi xmlns:a14="http://schemas.microsoft.com/office/drawing/2010/main" val="0"/>
@@ -591,22 +591,22 @@
               <w:t xml:space="preserve">@hansen2015</w:t>
             </w:r>
           </w:p>
-          <w:bookmarkEnd w:id="38"/>
+          <w:bookmarkEnd w:id="37"/>
         </w:tc>
       </w:tr>
     </w:tbl>
+    <w:bookmarkEnd w:id="38"/>
+    <w:bookmarkStart w:id="39" w:name="bibliographie"/>
+    <w:p>
+      <w:pPr>
+        <w:pStyle w:val="Heading2"/>
+      </w:pPr>
+      <w:r>
+        <w:t xml:space="preserve">Bibliographie</w:t>
+      </w:r>
+    </w:p>
     <w:bookmarkEnd w:id="39"/>
-    <w:bookmarkStart w:id="40" w:name="bibliographie"/>
-    <w:p>
-      <w:pPr>
-        <w:pStyle w:val="Heading2"/>
-      </w:pPr>
-      <w:r>
-        <w:t xml:space="preserve">Bibliographie</w:t>
-      </w:r>
-    </w:p>
     <w:bookmarkEnd w:id="40"/>
-    <w:bookmarkEnd w:id="41"/>
     <w:sectPr>
       <w:footnotePr>
         <w:numRestart w:val="eachSect"/>

--- a/Slides/MI_unterrichten_03.docx
+++ b/Slides/MI_unterrichten_03.docx
@@ -26,7 +26,7 @@
         <w:t xml:space="preserve">2025-10-13</w:t>
       </w:r>
     </w:p>
-    <w:bookmarkStart w:id="40" w:name="datenschutz"/>
+    <w:bookmarkStart w:id="30" w:name="datenschutz"/>
     <w:p>
       <w:pPr>
         <w:pStyle w:val="Heading1"/>
@@ -35,7 +35,7 @@
         <w:t xml:space="preserve">Datenschutz</w:t>
       </w:r>
     </w:p>
-    <w:bookmarkStart w:id="21" w:name="Xb0e10b27d48d83bae727cf33fa56804d1877a9b"/>
+    <w:bookmarkStart w:id="10" w:name="Xb0e10b27d48d83bae727cf33fa56804d1877a9b"/>
     <w:p>
       <w:pPr>
         <w:pStyle w:val="Heading2"/>
@@ -48,7 +48,7 @@
       <w:pPr>
         <w:pStyle w:val="FirstParagraph"/>
       </w:pPr>
-      <w:hyperlink r:id="rId20">
+      <w:hyperlink r:id="rId9">
         <w:r>
           <w:rPr>
             <w:rStyle w:val="Hyperlink"/>
@@ -65,8 +65,8 @@
         <w:t xml:space="preserve">@rehak2018</w:t>
       </w:r>
     </w:p>
-    <w:bookmarkEnd w:id="21"/>
-    <w:bookmarkStart w:id="22" w:name="X79da6625a839e6886eecb4152d60bbbba4691bd"/>
+    <w:bookmarkEnd w:id="10"/>
+    <w:bookmarkStart w:id="11" w:name="X79da6625a839e6886eecb4152d60bbbba4691bd"/>
     <w:p>
       <w:pPr>
         <w:pStyle w:val="Heading2"/>
@@ -131,8 +131,8 @@
         <w:t xml:space="preserve">@rehak2018</w:t>
       </w:r>
     </w:p>
-    <w:bookmarkEnd w:id="22"/>
-    <w:bookmarkStart w:id="23" w:name="privatsheitsparadox"/>
+    <w:bookmarkEnd w:id="11"/>
+    <w:bookmarkStart w:id="12" w:name="privatsheitsparadox"/>
     <w:p>
       <w:pPr>
         <w:pStyle w:val="Heading2"/>
@@ -157,8 +157,8 @@
         <w:t xml:space="preserve">@rost2013</w:t>
       </w:r>
     </w:p>
-    <w:bookmarkEnd w:id="23"/>
-    <w:bookmarkStart w:id="25" w:name="datenschutzrecht-für-lehrpersonen"/>
+    <w:bookmarkEnd w:id="12"/>
+    <w:bookmarkStart w:id="14" w:name="datenschutzrecht-für-lehrpersonen"/>
     <w:p>
       <w:pPr>
         <w:pStyle w:val="Heading2"/>
@@ -185,7 +185,7 @@
       <w:r>
         <w:t xml:space="preserve"> </w:t>
       </w:r>
-      <w:hyperlink r:id="rId24">
+      <w:hyperlink r:id="rId13">
         <w:r>
           <w:rPr>
             <w:rStyle w:val="Hyperlink"/>
@@ -209,7 +209,7 @@
       <w:r>
         <w:t xml:space="preserve">Art. 4 Abs. 1</w:t>
       </w:r>
-      <w:hyperlink r:id="rId24">
+      <w:hyperlink r:id="rId13">
         <w:r>
           <w:rPr>
             <w:rStyle w:val="Hyperlink"/>
@@ -218,8 +218,8 @@
         </w:r>
       </w:hyperlink>
     </w:p>
-    <w:bookmarkEnd w:id="25"/>
-    <w:bookmarkStart w:id="26" w:name="datenschutzrecht-für-lehrpersonen-1"/>
+    <w:bookmarkEnd w:id="14"/>
+    <w:bookmarkStart w:id="15" w:name="datenschutzrecht-für-lehrpersonen-1"/>
     <w:p>
       <w:pPr>
         <w:pStyle w:val="Heading2"/>
@@ -246,7 +246,7 @@
       <w:r>
         <w:t xml:space="preserve"> </w:t>
       </w:r>
-      <w:hyperlink r:id="rId24">
+      <w:hyperlink r:id="rId13">
         <w:r>
           <w:rPr>
             <w:rStyle w:val="Hyperlink"/>
@@ -273,7 +273,7 @@
       <w:r>
         <w:t xml:space="preserve"> </w:t>
       </w:r>
-      <w:hyperlink r:id="rId24">
+      <w:hyperlink r:id="rId13">
         <w:r>
           <w:rPr>
             <w:rStyle w:val="Hyperlink"/>
@@ -282,8 +282,8 @@
         </w:r>
       </w:hyperlink>
     </w:p>
-    <w:bookmarkEnd w:id="26"/>
-    <w:bookmarkStart w:id="28" w:name="datenschutzrecht-als-unterrichtsinhalt"/>
+    <w:bookmarkEnd w:id="15"/>
+    <w:bookmarkStart w:id="17" w:name="datenschutzrecht-als-unterrichtsinhalt"/>
     <w:p>
       <w:pPr>
         <w:pStyle w:val="Heading2"/>
@@ -334,7 +334,7 @@
       <w:r>
         <w:t xml:space="preserve"> </w:t>
       </w:r>
-      <w:hyperlink r:id="rId27">
+      <w:hyperlink r:id="rId16">
         <w:r>
           <w:rPr>
             <w:rStyle w:val="Hyperlink"/>
@@ -361,7 +361,7 @@
       <w:r>
         <w:t xml:space="preserve"> </w:t>
       </w:r>
-      <w:hyperlink r:id="rId27">
+      <w:hyperlink r:id="rId16">
         <w:r>
           <w:rPr>
             <w:rStyle w:val="Hyperlink"/>
@@ -370,8 +370,8 @@
         </w:r>
       </w:hyperlink>
     </w:p>
-    <w:bookmarkEnd w:id="28"/>
-    <w:bookmarkStart w:id="29" w:name="datenschutzrecht-als-unterrichtsinhalt-1"/>
+    <w:bookmarkEnd w:id="17"/>
+    <w:bookmarkStart w:id="18" w:name="datenschutzrecht-als-unterrichtsinhalt-1"/>
     <w:p>
       <w:pPr>
         <w:pStyle w:val="Heading2"/>
@@ -398,7 +398,7 @@
       <w:r>
         <w:t xml:space="preserve"> </w:t>
       </w:r>
-      <w:hyperlink r:id="rId27">
+      <w:hyperlink r:id="rId16">
         <w:r>
           <w:rPr>
             <w:rStyle w:val="Hyperlink"/>
@@ -407,8 +407,8 @@
         </w:r>
       </w:hyperlink>
     </w:p>
-    <w:bookmarkEnd w:id="29"/>
-    <w:bookmarkStart w:id="33" w:name="geldbussen-bzw.-strafen"/>
+    <w:bookmarkEnd w:id="18"/>
+    <w:bookmarkStart w:id="22" w:name="geldbussen-bzw.-strafen"/>
     <w:p>
       <w:pPr>
         <w:pStyle w:val="Heading2"/>
@@ -417,7 +417,7 @@
         <w:t xml:space="preserve">Geldbussen, bzw. Strafen</w:t>
       </w:r>
     </w:p>
-    <w:bookmarkStart w:id="30" w:name="section"/>
+    <w:bookmarkStart w:id="19" w:name="section"/>
     <w:p>
       <w:pPr>
         <w:pStyle w:val="Heading3"/>
@@ -444,7 +444,7 @@
       <w:r>
         <w:t xml:space="preserve"> </w:t>
       </w:r>
-      <w:hyperlink r:id="rId27">
+      <w:hyperlink r:id="rId16">
         <w:r>
           <w:rPr>
             <w:rStyle w:val="Hyperlink"/>
@@ -453,8 +453,8 @@
         </w:r>
       </w:hyperlink>
     </w:p>
-    <w:bookmarkEnd w:id="30"/>
-    <w:bookmarkStart w:id="32" w:name="section-1"/>
+    <w:bookmarkEnd w:id="19"/>
+    <w:bookmarkStart w:id="21" w:name="section-1"/>
     <w:p>
       <w:pPr>
         <w:pStyle w:val="Heading3"/>
@@ -481,7 +481,7 @@
       <w:r>
         <w:t xml:space="preserve"> </w:t>
       </w:r>
-      <w:hyperlink r:id="rId31">
+      <w:hyperlink r:id="rId20">
         <w:r>
           <w:rPr>
             <w:rStyle w:val="Hyperlink"/>
@@ -490,9 +490,9 @@
         </w:r>
       </w:hyperlink>
     </w:p>
-    <w:bookmarkEnd w:id="32"/>
-    <w:bookmarkEnd w:id="33"/>
-    <w:bookmarkStart w:id="38" w:name="datensicherheit"/>
+    <w:bookmarkEnd w:id="21"/>
+    <w:bookmarkEnd w:id="22"/>
+    <w:bookmarkStart w:id="28" w:name="datensicherheit"/>
     <w:p>
       <w:pPr>
         <w:pStyle w:val="Heading2"/>
@@ -514,7 +514,7 @@
       <w:tr>
         <w:tc>
           <w:tcPr/>
-          <w:bookmarkStart w:id="37" w:name="fig-schutzziele"/>
+          <w:bookmarkStart w:id="27" w:name="fig-schutzziele"/>
           <w:p>
             <w:pPr>
               <w:pStyle w:val="Compact"/>
@@ -525,24 +525,24 @@
                 <wp:inline>
                   <wp:extent cx="1781175" cy="1400175"/>
                   <wp:effectExtent b="0" l="0" r="0" t="0"/>
-                  <wp:docPr descr="" title="" id="35" name="Picture"/>
+                  <wp:docPr descr="" title="" id="24" name="Picture"/>
                   <a:graphic>
                     <a:graphicData uri="http://schemas.openxmlformats.org/drawingml/2006/picture">
                       <pic:pic>
                         <pic:nvPicPr>
-                          <pic:cNvPr descr="Datenschutz/Datenschutz-Schutzziele.svg" id="36" name="Picture"/>
+                          <pic:cNvPr descr="Datenschutz/Datenschutz-Schutzziele.svg" id="25" name="Picture"/>
                           <pic:cNvPicPr>
                             <a:picLocks noChangeArrowheads="1" noChangeAspect="1"/>
                           </pic:cNvPicPr>
                         </pic:nvPicPr>
                         <pic:blipFill>
-                          <a:blip>
+                          <a:blip r:embed="rId26">
                             <a:extLst>
                               <a:ext uri="{28A0092B-C50C-407E-A947-70E740481C1C}">
                                 <a14:useLocalDpi xmlns:a14="http://schemas.microsoft.com/office/drawing/2010/main" val="0"/>
                               </a:ext>
                               <a:ext uri="{96DAC541-7B7A-43D3-8B79-37D633B846F1}">
-                                <asvg:svgBlip xmlns:asvg="http://schemas.microsoft.com/office/drawing/2016/SVG/main" r:embed="rId34"/>
+                                <asvg:svgBlip xmlns:asvg="http://schemas.microsoft.com/office/drawing/2016/SVG/main" r:embed="rId23"/>
                               </a:ext>
                             </a:extLst>
                           </a:blip>
@@ -591,12 +591,12 @@
               <w:t xml:space="preserve">@hansen2015</w:t>
             </w:r>
           </w:p>
-          <w:bookmarkEnd w:id="37"/>
+          <w:bookmarkEnd w:id="27"/>
         </w:tc>
       </w:tr>
     </w:tbl>
-    <w:bookmarkEnd w:id="38"/>
-    <w:bookmarkStart w:id="39" w:name="bibliographie"/>
+    <w:bookmarkEnd w:id="28"/>
+    <w:bookmarkStart w:id="29" w:name="bibliographie"/>
     <w:p>
       <w:pPr>
         <w:pStyle w:val="Heading2"/>
@@ -605,8 +605,8 @@
         <w:t xml:space="preserve">Bibliographie</w:t>
       </w:r>
     </w:p>
-    <w:bookmarkEnd w:id="39"/>
-    <w:bookmarkEnd w:id="40"/>
+    <w:bookmarkEnd w:id="29"/>
+    <w:bookmarkEnd w:id="30"/>
     <w:sectPr>
       <w:footnotePr>
         <w:numRestart w:val="eachSect"/>
@@ -837,10 +837,10 @@
   <w:docDefaults>
     <w:rPrDefault>
       <w:rPr>
-        <w:rFonts w:asciiTheme="minorHAnsi" w:cstheme="minorBidi" w:eastAsiaTheme="minorHAnsi" w:hAnsiTheme="minorHAnsi"/>
+        <w:rFonts w:asciiTheme="minorHAnsi" w:cstheme="minorBidi" w:eastAsiaTheme="minorEastAsia" w:hAnsiTheme="minorHAnsi"/>
         <w:sz w:val="24"/>
         <w:szCs w:val="24"/>
-        <w:lang w:bidi="ar-SA" w:eastAsia="en-US" w:val="en-US"/>
+        <w:lang w:bidi="ar-SA" w:eastAsia="zh-CN" w:val="en-US"/>
       </w:rPr>
     </w:rPrDefault>
     <w:pPrDefault>
@@ -1381,13 +1381,6 @@
       </w:tblCellMar>
     </w:tblPr>
     <w:tblStylePr w:type="firstRow">
-      <w:tblPr>
-        <w:jc w:val="left"/>
-        <w:tblInd w:type="dxa" w:w="0"/>
-      </w:tblPr>
-      <w:trPr>
-        <w:jc w:val="left"/>
-      </w:trPr>
       <w:tcPr>
         <w:tcBorders>
           <w:bottom w:val="single"/>

--- a/Slides/MI_unterrichten_03.docx
+++ b/Slides/MI_unterrichten_03.docx
@@ -26,7 +26,7 @@
         <w:t xml:space="preserve">2025-10-13</w:t>
       </w:r>
     </w:p>
-    <w:bookmarkStart w:id="30" w:name="datenschutz"/>
+    <w:bookmarkStart w:id="29" w:name="datenschutz"/>
     <w:p>
       <w:pPr>
         <w:pStyle w:val="Heading1"/>
@@ -492,7 +492,7 @@
     </w:p>
     <w:bookmarkEnd w:id="21"/>
     <w:bookmarkEnd w:id="22"/>
-    <w:bookmarkStart w:id="28" w:name="datensicherheit"/>
+    <w:bookmarkStart w:id="27" w:name="datensicherheit"/>
     <w:p>
       <w:pPr>
         <w:pStyle w:val="Heading2"/>
@@ -514,7 +514,7 @@
       <w:tr>
         <w:tc>
           <w:tcPr/>
-          <w:bookmarkStart w:id="27" w:name="fig-schutzziele"/>
+          <w:bookmarkStart w:id="26" w:name="fig-schutzziele"/>
           <w:p>
             <w:pPr>
               <w:pStyle w:val="Compact"/>
@@ -536,7 +536,7 @@
                           </pic:cNvPicPr>
                         </pic:nvPicPr>
                         <pic:blipFill>
-                          <a:blip r:embed="rId26">
+                          <a:blip>
                             <a:extLst>
                               <a:ext uri="{28A0092B-C50C-407E-A947-70E740481C1C}">
                                 <a14:useLocalDpi xmlns:a14="http://schemas.microsoft.com/office/drawing/2010/main" val="0"/>
@@ -591,22 +591,22 @@
               <w:t xml:space="preserve">@hansen2015</w:t>
             </w:r>
           </w:p>
-          <w:bookmarkEnd w:id="27"/>
+          <w:bookmarkEnd w:id="26"/>
         </w:tc>
       </w:tr>
     </w:tbl>
+    <w:bookmarkEnd w:id="27"/>
+    <w:bookmarkStart w:id="28" w:name="bibliographie"/>
+    <w:p>
+      <w:pPr>
+        <w:pStyle w:val="Heading2"/>
+      </w:pPr>
+      <w:r>
+        <w:t xml:space="preserve">Bibliographie</w:t>
+      </w:r>
+    </w:p>
     <w:bookmarkEnd w:id="28"/>
-    <w:bookmarkStart w:id="29" w:name="bibliographie"/>
-    <w:p>
-      <w:pPr>
-        <w:pStyle w:val="Heading2"/>
-      </w:pPr>
-      <w:r>
-        <w:t xml:space="preserve">Bibliographie</w:t>
-      </w:r>
-    </w:p>
     <w:bookmarkEnd w:id="29"/>
-    <w:bookmarkEnd w:id="30"/>
     <w:sectPr>
       <w:footnotePr>
         <w:numRestart w:val="eachSect"/>
